--- a/Clients/Piper AI/Shared/Email Sequences/15.7.26 US GC-CMAR - Business Leaders.docx
+++ b/Clients/Piper AI/Shared/Email Sequences/15.7.26 US GC-CMAR - Business Leaders.docx
@@ -4,14 +4,6 @@
   <w:body>
     <w:p>
       <w:pPr>
-        <w:pStyle w:val="Title"/>
-      </w:pPr>
-      <w:r>
-        <w:t xml:space="preserve">15.7.26 US GC-CMAR — Business Leaders</w:t>
-      </w:r>
-    </w:p>
-    <w:p>
-      <w:pPr>
         <w:pStyle w:val="FirstParagraph"/>
       </w:pPr>
       <w:r>
@@ -25,14 +17,19 @@
         <w:t xml:space="preserve"> </w:t>
       </w:r>
       <w:r>
-        <w:t xml:space="preserve">C-suite, owners and presidents at US GC and CMAR firms. 1,698 contacts: 559 net-new C-suite (Supersoniq, 2026-07-15) and 1,139 recycled from the 06-14 build.</w:t>
-      </w:r>
-    </w:p>
-    <w:p>
-      <w:r>
-        <w:pict>
-          <v:rect style="width:0;height:1.5pt" o:hralign="center" o:hrstd="t" o:hr="t"/>
-        </w:pict>
+        <w:t xml:space="preserve">C-suite, owners and presidents at US GC and CMAR firms.</w:t>
+      </w:r>
+      <w:r>
+        <w:t xml:space="preserve"> </w:t>
+      </w:r>
+      <w:r>
+        <w:t xml:space="preserve">1,698 contacts: 559 net-new C-suite (Supersoniq, 2026-07-15) and 1,139</w:t>
+      </w:r>
+      <w:r>
+        <w:t xml:space="preserve"> </w:t>
+      </w:r>
+      <w:r>
+        <w:t xml:space="preserve">recycled from the 06-14 build.</w:t>
       </w:r>
     </w:p>
     <w:bookmarkStart w:id="9" w:name="email-1"/>
@@ -75,23 +72,77 @@
         <w:pStyle w:val="BodyText"/>
       </w:pPr>
       <w:r>
-        <w:t xml:space="preserve">How many people at {{company_name}} can put out a proposal you would bet the job on?</w:t>
-      </w:r>
-    </w:p>
-    <w:p>
-      <w:pPr>
-        <w:pStyle w:val="BodyText"/>
-      </w:pPr>
-      <w:r>
-        <w:t xml:space="preserve">We can help the rest of the team get as specific as your best estimator, without adding headcount. Every package gets read against how you have bid jobs like it before, so the judgment that sits in a couple of heads shows up in everyone’s work.</w:t>
-      </w:r>
-    </w:p>
-    <w:p>
-      <w:pPr>
-        <w:pStyle w:val="BodyText"/>
-      </w:pPr>
-      <w:r>
-        <w:t xml:space="preserve">An estimating lead took a full day of bid leveling down to minutes.</w:t>
+        <w:t xml:space="preserve">How many people at {{company_name}} can put out a proposal you would bet</w:t>
+      </w:r>
+      <w:r>
+        <w:t xml:space="preserve"> </w:t>
+      </w:r>
+      <w:r>
+        <w:t xml:space="preserve">the job on?</w:t>
+      </w:r>
+    </w:p>
+    <w:p>
+      <w:pPr>
+        <w:pStyle w:val="BodyText"/>
+      </w:pPr>
+      <w:r>
+        <w:t xml:space="preserve">We can help the rest of the team get as specific as your best estimator,</w:t>
+      </w:r>
+      <w:r>
+        <w:t xml:space="preserve"> </w:t>
+      </w:r>
+      <w:r>
+        <w:t xml:space="preserve">without adding headcount. Every package gets read against how you have</w:t>
+      </w:r>
+      <w:r>
+        <w:t xml:space="preserve"> </w:t>
+      </w:r>
+      <w:r>
+        <w:t xml:space="preserve">bid jobs like it before, so the judgment that sits in a couple of heads</w:t>
+      </w:r>
+      <w:r>
+        <w:t xml:space="preserve"> </w:t>
+      </w:r>
+      <w:r>
+        <w:t xml:space="preserve">shows up in everyone’s work.</w:t>
+      </w:r>
+    </w:p>
+    <w:p>
+      <w:pPr>
+        <w:pStyle w:val="BodyText"/>
+      </w:pPr>
+      <w:r>
+        <w:t xml:space="preserve">An estimating lead</w:t>
+      </w:r>
+      <w:r>
+        <w:t xml:space="preserve"> </w:t>
+      </w:r>
+      <w:commentRangeStart w:id="0"/>
+      <w:commentRangeStart w:id="1"/>
+      <w:commentRangeStart w:id="100"/>
+      <w:r>
+        <w:t xml:space="preserve">took bid leveling from a full day to minutes, with every gap between the sub bids flagged.</w:t>
+      </w:r>
+      <w:commentRangeEnd w:id="0"/>
+      <w:r>
+        <w:rPr>
+          <w:rStyle w:val="CommentReference"/>
+        </w:rPr>
+        <w:commentReference w:id="0"/>
+      </w:r>
+      <w:commentRangeEnd w:id="1"/>
+      <w:r>
+        <w:rPr>
+          <w:rStyle w:val="CommentReference"/>
+        </w:rPr>
+        <w:commentReference w:id="1"/>
+      </w:r>
+      <w:commentRangeEnd w:id="100"/>
+      <w:r>
+        <w:rPr>
+          <w:rStyle w:val="CommentReference"/>
+        </w:rPr>
+        <w:commentReference w:id="100"/>
       </w:r>
     </w:p>
     <w:p>
@@ -103,15 +154,8 @@
       </w:r>
     </w:p>
     <w:p>
-      <w:r>
-        <w:pict>
-          <v:rect style="width:0;height:1.5pt" o:hralign="center" o:hrstd="t" o:hr="t"/>
-        </w:pict>
-      </w:r>
-    </w:p>
-    <w:p>
-      <w:pPr>
-        <w:pStyle w:val="FirstParagraph"/>
+      <w:pPr>
+        <w:pStyle w:val="BodyText"/>
       </w:pPr>
       <w:r>
         <w:rPr>
@@ -140,23 +184,47 @@
         <w:pStyle w:val="BodyText"/>
       </w:pPr>
       <w:r>
-        <w:t xml:space="preserve">How many people at {{company_name}} can put out a proposal you would bet the job on?</w:t>
-      </w:r>
-    </w:p>
-    <w:p>
-      <w:pPr>
-        <w:pStyle w:val="BodyText"/>
-      </w:pPr>
-      <w:r>
-        <w:t xml:space="preserve">We can help the rest of the team get as specific as your best estimator, without adding headcount. Every package gets read against how you have bid jobs like it before, so the judgment that sits in a couple of heads shows up in everyone’s work.</w:t>
-      </w:r>
-    </w:p>
-    <w:p>
-      <w:pPr>
-        <w:pStyle w:val="BodyText"/>
-      </w:pPr>
-      <w:r>
-        <w:t xml:space="preserve">An estimating lead took a full day of bid leveling down to minutes.</w:t>
+        <w:t xml:space="preserve">How many people at {{company_name}} can put out a proposal you would bet</w:t>
+      </w:r>
+      <w:r>
+        <w:t xml:space="preserve"> </w:t>
+      </w:r>
+      <w:r>
+        <w:t xml:space="preserve">the job on?</w:t>
+      </w:r>
+    </w:p>
+    <w:p>
+      <w:pPr>
+        <w:pStyle w:val="BodyText"/>
+      </w:pPr>
+      <w:r>
+        <w:t xml:space="preserve">We can help the rest of the team get as specific as your best estimator,</w:t>
+      </w:r>
+      <w:r>
+        <w:t xml:space="preserve"> </w:t>
+      </w:r>
+      <w:r>
+        <w:t xml:space="preserve">without adding headcount. Every package gets read against how you have</w:t>
+      </w:r>
+      <w:r>
+        <w:t xml:space="preserve"> </w:t>
+      </w:r>
+      <w:r>
+        <w:t xml:space="preserve">bid jobs like it before, so the judgment that sits in a couple of heads</w:t>
+      </w:r>
+      <w:r>
+        <w:t xml:space="preserve"> </w:t>
+      </w:r>
+      <w:r>
+        <w:t xml:space="preserve">shows up in everyone’s work.</w:t>
+      </w:r>
+    </w:p>
+    <w:p>
+      <w:pPr>
+        <w:pStyle w:val="BodyText"/>
+      </w:pPr>
+      <w:r>
+        <w:t xml:space="preserve">An estimating lead took bid leveling from a full day to minutes, with every gap between the sub bids flagged.</w:t>
       </w:r>
     </w:p>
     <w:p>
@@ -168,15 +236,8 @@
       </w:r>
     </w:p>
     <w:p>
-      <w:r>
-        <w:pict>
-          <v:rect style="width:0;height:1.5pt" o:hralign="center" o:hrstd="t" o:hr="t"/>
-        </w:pict>
-      </w:r>
-    </w:p>
-    <w:p>
-      <w:pPr>
-        <w:pStyle w:val="FirstParagraph"/>
+      <w:pPr>
+        <w:pStyle w:val="BodyText"/>
       </w:pPr>
       <w:r>
         <w:rPr>
@@ -205,43 +266,92 @@
         <w:pStyle w:val="BodyText"/>
       </w:pPr>
       <w:r>
-        <w:t xml:space="preserve">What is capping how much work {{company_name}} can go after next year, the market or the team?</w:t>
-      </w:r>
-    </w:p>
-    <w:p>
-      <w:pPr>
-        <w:pStyle w:val="BodyText"/>
-      </w:pPr>
-      <w:r>
-        <w:t xml:space="preserve">We can help you get more specific under pressure without adding headcount, so the team stops being the ceiling on what you chase. Your own history, the industry standards, and every page of the live job sit in one place, with each call traced back to where it came from.</w:t>
-      </w:r>
-    </w:p>
-    <w:p>
-      <w:pPr>
-        <w:pStyle w:val="BodyText"/>
-      </w:pPr>
-      <w:r>
-        <w:t xml:space="preserve">A VP of business development took a full day of go/no-go across 14 pursuits down to a cited summary in under 30 minutes.</w:t>
-      </w:r>
-    </w:p>
-    <w:p>
-      <w:pPr>
-        <w:pStyle w:val="BodyText"/>
-      </w:pPr>
-      <w:r>
-        <w:t xml:space="preserve">Worth a quick look?</w:t>
-      </w:r>
-    </w:p>
-    <w:p>
-      <w:r>
-        <w:pict>
-          <v:rect style="width:0;height:1.5pt" o:hralign="center" o:hrstd="t" o:hr="t"/>
-        </w:pict>
-      </w:r>
-    </w:p>
-    <w:p>
-      <w:pPr>
-        <w:pStyle w:val="FirstParagraph"/>
+        <w:t xml:space="preserve">What is capping how much work {{company_name}} can go after next year,</w:t>
+      </w:r>
+      <w:r>
+        <w:t xml:space="preserve"> </w:t>
+      </w:r>
+      <w:r>
+        <w:t xml:space="preserve">the market or the team?</w:t>
+      </w:r>
+    </w:p>
+    <w:p>
+      <w:pPr>
+        <w:pStyle w:val="BodyText"/>
+      </w:pPr>
+      <w:r>
+        <w:t xml:space="preserve">We can help you get more specific under pressure without adding</w:t>
+      </w:r>
+      <w:r>
+        <w:t xml:space="preserve"> </w:t>
+      </w:r>
+      <w:r>
+        <w:t xml:space="preserve">headcount, so the team stops being the ceiling on what you chase. Your</w:t>
+      </w:r>
+      <w:r>
+        <w:t xml:space="preserve"> </w:t>
+      </w:r>
+      <w:r>
+        <w:t xml:space="preserve">own history, the industry standards, and every page of the live job sit</w:t>
+      </w:r>
+      <w:r>
+        <w:t xml:space="preserve"> </w:t>
+      </w:r>
+      <w:r>
+        <w:t xml:space="preserve">in one place, with every number traced back to the page it came from.</w:t>
+      </w:r>
+    </w:p>
+    <w:p>
+      <w:pPr>
+        <w:pStyle w:val="BodyText"/>
+      </w:pPr>
+      <w:r>
+        <w:t xml:space="preserve">A VP of business development cleared go/no-go on 14 pursuits in under 30 minutes instead of a full day, every risk cited to the page.</w:t>
+      </w:r>
+    </w:p>
+    <w:p>
+      <w:pPr>
+        <w:pStyle w:val="BodyText"/>
+      </w:pPr>
+      <w:commentRangeStart w:id="2"/>
+      <w:commentRangeStart w:id="3"/>
+      <w:commentRangeStart w:id="4"/>
+      <w:commentRangeStart w:id="101"/>
+      <w:r>
+        <w:t xml:space="preserve">Want me to send over a quick breakdown?</w:t>
+      </w:r>
+      <w:commentRangeEnd w:id="2"/>
+      <w:r>
+        <w:rPr>
+          <w:rStyle w:val="CommentReference"/>
+        </w:rPr>
+        <w:commentReference w:id="2"/>
+      </w:r>
+      <w:commentRangeEnd w:id="3"/>
+      <w:r>
+        <w:rPr>
+          <w:rStyle w:val="CommentReference"/>
+        </w:rPr>
+        <w:commentReference w:id="3"/>
+      </w:r>
+      <w:commentRangeEnd w:id="4"/>
+      <w:r>
+        <w:rPr>
+          <w:rStyle w:val="CommentReference"/>
+        </w:rPr>
+        <w:commentReference w:id="4"/>
+      </w:r>
+      <w:commentRangeEnd w:id="101"/>
+      <w:r>
+        <w:rPr>
+          <w:rStyle w:val="CommentReference"/>
+        </w:rPr>
+        <w:commentReference w:id="101"/>
+      </w:r>
+    </w:p>
+    <w:p>
+      <w:pPr>
+        <w:pStyle w:val="BodyText"/>
       </w:pPr>
       <w:r>
         <w:rPr>
@@ -270,38 +380,55 @@
         <w:pStyle w:val="BodyText"/>
       </w:pPr>
       <w:r>
-        <w:t xml:space="preserve">What is capping how much work {{company_name}} can go after next year, the market or the team?</w:t>
-      </w:r>
-    </w:p>
-    <w:p>
-      <w:pPr>
-        <w:pStyle w:val="BodyText"/>
-      </w:pPr>
-      <w:r>
-        <w:t xml:space="preserve">We can help you get more specific under pressure without adding headcount, so the team stops being the ceiling on what you chase. Your own history, the industry standards, and every page of the live job sit in one place, with each call traced back to where it came from.</w:t>
-      </w:r>
-    </w:p>
-    <w:p>
-      <w:pPr>
-        <w:pStyle w:val="BodyText"/>
-      </w:pPr>
-      <w:r>
-        <w:t xml:space="preserve">A VP of business development took a full day of go/no-go across 14 pursuits down to a cited summary in under 30 minutes.</w:t>
-      </w:r>
-    </w:p>
-    <w:p>
-      <w:pPr>
-        <w:pStyle w:val="BodyText"/>
-      </w:pPr>
-      <w:r>
-        <w:t xml:space="preserve">Worth a quick look?</w:t>
-      </w:r>
-    </w:p>
-    <w:p>
-      <w:r>
-        <w:pict>
-          <v:rect style="width:0;height:1.5pt" o:hralign="center" o:hrstd="t" o:hr="t"/>
-        </w:pict>
+        <w:t xml:space="preserve">What is capping how much work {{company_name}} can go after next year,</w:t>
+      </w:r>
+      <w:r>
+        <w:t xml:space="preserve"> </w:t>
+      </w:r>
+      <w:r>
+        <w:t xml:space="preserve">the market or the team?</w:t>
+      </w:r>
+    </w:p>
+    <w:p>
+      <w:pPr>
+        <w:pStyle w:val="BodyText"/>
+      </w:pPr>
+      <w:r>
+        <w:t xml:space="preserve">We can help you get more specific under pressure without adding</w:t>
+      </w:r>
+      <w:r>
+        <w:t xml:space="preserve"> </w:t>
+      </w:r>
+      <w:r>
+        <w:t xml:space="preserve">headcount, so the team stops being the ceiling on what you chase. Your</w:t>
+      </w:r>
+      <w:r>
+        <w:t xml:space="preserve"> </w:t>
+      </w:r>
+      <w:r>
+        <w:t xml:space="preserve">own history, the industry standards, and every page of the live job sit</w:t>
+      </w:r>
+      <w:r>
+        <w:t xml:space="preserve"> </w:t>
+      </w:r>
+      <w:r>
+        <w:t xml:space="preserve">in one place, with every number traced back to the page it came from.</w:t>
+      </w:r>
+    </w:p>
+    <w:p>
+      <w:pPr>
+        <w:pStyle w:val="BodyText"/>
+      </w:pPr>
+      <w:r>
+        <w:t xml:space="preserve">A VP of business development cleared go/no-go on 14 pursuits in under 30 minutes instead of a full day, every risk cited to the page.</w:t>
+      </w:r>
+    </w:p>
+    <w:p>
+      <w:pPr>
+        <w:pStyle w:val="BodyText"/>
+      </w:pPr>
+      <w:r>
+        <w:t xml:space="preserve">Want me to send over a quick breakdown?</w:t>
       </w:r>
     </w:p>
     <w:bookmarkEnd w:id="9"/>
@@ -330,8 +457,17 @@
       <w:pPr>
         <w:pStyle w:val="BodyText"/>
       </w:pPr>
-      <w:r>
-        <w:t xml:space="preserve">Most firms are not short on work to bid. They are short on people who can bid it well.</w:t>
+      <w:commentRangeStart w:id="5"/>
+      <w:commentRangeStart w:id="6"/>
+      <w:commentRangeStart w:id="102"/>
+      <w:r>
+        <w:t xml:space="preserve">Most firms are not short on work to bid.</w:t>
+      </w:r>
+      <w:r>
+        <w:t xml:space="preserve"> </w:t>
+      </w:r>
+      <w:r>
+        <w:t xml:space="preserve">They are short on people who can bid it well.</w:t>
       </w:r>
     </w:p>
     <w:p>
@@ -349,17 +485,31 @@
       <w:r>
         <w:t xml:space="preserve">Worth a look?</w:t>
       </w:r>
-    </w:p>
-    <w:p>
-      <w:r>
-        <w:pict>
-          <v:rect style="width:0;height:1.5pt" o:hralign="center" o:hrstd="t" o:hr="t"/>
-        </w:pict>
-      </w:r>
-    </w:p>
-    <w:p>
-      <w:pPr>
-        <w:pStyle w:val="FirstParagraph"/>
+      <w:commentRangeEnd w:id="5"/>
+      <w:r>
+        <w:rPr>
+          <w:rStyle w:val="CommentReference"/>
+        </w:rPr>
+        <w:commentReference w:id="5"/>
+      </w:r>
+      <w:commentRangeEnd w:id="6"/>
+      <w:r>
+        <w:rPr>
+          <w:rStyle w:val="CommentReference"/>
+        </w:rPr>
+        <w:commentReference w:id="6"/>
+      </w:r>
+      <w:commentRangeEnd w:id="102"/>
+      <w:r>
+        <w:rPr>
+          <w:rStyle w:val="CommentReference"/>
+        </w:rPr>
+        <w:commentReference w:id="102"/>
+      </w:r>
+    </w:p>
+    <w:p>
+      <w:pPr>
+        <w:pStyle w:val="BodyText"/>
       </w:pPr>
       <w:r>
         <w:rPr>
@@ -374,15 +524,27 @@
         <w:pStyle w:val="BodyText"/>
       </w:pPr>
       <w:r>
-        <w:t xml:space="preserve">More bids does not always mean more work won. Usually it means more guessing under deadline.</w:t>
-      </w:r>
-    </w:p>
-    <w:p>
-      <w:pPr>
-        <w:pStyle w:val="BodyText"/>
-      </w:pPr>
-      <w:r>
-        <w:t xml:space="preserve">We can help the team get specific on the ones worth winning, at the headcount you have now.</w:t>
+        <w:t xml:space="preserve">More bids does not always mean more work won. Usually it means more</w:t>
+      </w:r>
+      <w:r>
+        <w:t xml:space="preserve"> </w:t>
+      </w:r>
+      <w:r>
+        <w:t xml:space="preserve">guessing under deadline.</w:t>
+      </w:r>
+    </w:p>
+    <w:p>
+      <w:pPr>
+        <w:pStyle w:val="BodyText"/>
+      </w:pPr>
+      <w:r>
+        <w:t xml:space="preserve">We can help the team get specific on the ones worth winning, at the</w:t>
+      </w:r>
+      <w:r>
+        <w:t xml:space="preserve"> </w:t>
+      </w:r>
+      <w:r>
+        <w:t xml:space="preserve">headcount you have now.</w:t>
       </w:r>
     </w:p>
     <w:p>
@@ -404,7 +566,444 @@
 </file>
 
 <file path=word/comments.xml><?xml version="1.0" encoding="utf-8"?>
-<w:comments xmlns:w="http://schemas.openxmlformats.org/wordprocessingml/2006/main" xmlns:m="http://schemas.openxmlformats.org/officeDocument/2006/math" xmlns:r="http://schemas.openxmlformats.org/officeDocument/2006/relationships" xmlns:o="urn:schemas-microsoft-com:office:office" xmlns:v="urn:schemas-microsoft-com:vml" xmlns:w10="urn:schemas-microsoft-com:office:word" xmlns:a="http://schemas.openxmlformats.org/drawingml/2006/main" xmlns:pic="http://schemas.openxmlformats.org/drawingml/2006/picture" xmlns:wp="http://schemas.openxmlformats.org/drawingml/2006/wordprocessingDrawing"/>
+<w:comments xmlns:w="http://schemas.openxmlformats.org/wordprocessingml/2006/main" xmlns:m="http://schemas.openxmlformats.org/officeDocument/2006/math" xmlns:r="http://schemas.openxmlformats.org/officeDocument/2006/relationships" xmlns:o="urn:schemas-microsoft-com:office:office" xmlns:v="urn:schemas-microsoft-com:vml" xmlns:w10="urn:schemas-microsoft-com:office:word" xmlns:a="http://schemas.openxmlformats.org/drawingml/2006/main" xmlns:pic="http://schemas.openxmlformats.org/drawingml/2006/picture" xmlns:wp="http://schemas.openxmlformats.org/drawingml/2006/wordprocessingDrawing">
+  <w:comment w:id="0" w:author="Nikol Roitman" w:date="2026-07-20T05:22:09Z">
+    <w:p>
+      <w:pPr>
+        <w:pStyle w:val="CommentText"/>
+      </w:pPr>
+      <w:r>
+        <w:rPr>
+          <w:rStyle w:val="CommentReference"/>
+        </w:rPr>
+        <w:annotationRef/>
+      </w:r>
+      <w:r>
+        <w:rPr>
+          <w:rtl/>
+        </w:rPr>
+        <w:t xml:space="preserve">אלו מיילים שמכוונים רק לחברות שבונות</w:t>
+      </w:r>
+      <w:r>
+        <w:rPr>
+          <w:rtl/>
+        </w:rPr>
+        <w:t xml:space="preserve"> </w:t>
+      </w:r>
+      <w:r>
+        <w:rPr>
+          <w:rtl/>
+        </w:rPr>
+        <w:t xml:space="preserve">פרויקטי</w:t>
+      </w:r>
+      <w:r>
+        <w:t xml:space="preserve"> </w:t>
+      </w:r>
+      <w:r>
+        <w:t xml:space="preserve">K-12? (</w:t>
+      </w:r>
+      <w:r>
+        <w:rPr>
+          <w:rtl/>
+        </w:rPr>
+        <w:t xml:space="preserve">בתי ספר</w:t>
+      </w:r>
+      <w:r>
+        <w:t xml:space="preserve">) </w:t>
+      </w:r>
+      <w:r>
+        <w:br/>
+      </w:r>
+      <w:r>
+        <w:rPr>
+          <w:rtl/>
+        </w:rPr>
+        <w:t xml:space="preserve">אם כן, מגניב על הירידה לפרטים. אם לא רק, אז זה ישמע לא קשור למי שלא</w:t>
+      </w:r>
+      <w:r>
+        <w:rPr>
+          <w:rtl/>
+        </w:rPr>
+        <w:t xml:space="preserve"> </w:t>
+      </w:r>
+      <w:r>
+        <w:rPr>
+          <w:rtl/>
+        </w:rPr>
+        <w:t xml:space="preserve">בונה ספציפית בתי ספר</w:t>
+      </w:r>
+    </w:p>
+  </w:comment>
+  <w:comment w:id="1" w:author="Shahar Mizrahi" w:date="2026-07-20T08:05:59Z">
+    <w:p>
+      <w:pPr>
+        <w:pStyle w:val="CommentText"/>
+      </w:pPr>
+      <w:r>
+        <w:rPr>
+          <w:rStyle w:val="CommentReference"/>
+        </w:rPr>
+        <w:annotationRef/>
+      </w:r>
+      <w:r>
+        <w:rPr>
+          <w:rtl/>
+        </w:rPr>
+        <w:t xml:space="preserve">מאודד רציתי לרדת</w:t>
+      </w:r>
+      <w:r>
+        <w:rPr>
+          <w:rtl/>
+        </w:rPr>
+        <w:t xml:space="preserve"> </w:t>
+      </w:r>
+      <w:r>
+        <w:rPr>
+          <w:rtl/>
+        </w:rPr>
+        <w:t xml:space="preserve">לפרטים כאלו אבל הבנתי שאי אפשר באמת לפלח לפי סוגי פרויקטים שכן כל חברה</w:t>
+      </w:r>
+      <w:r>
+        <w:rPr>
+          <w:rtl/>
+        </w:rPr>
+        <w:t xml:space="preserve"> </w:t>
+      </w:r>
+      <w:r>
+        <w:rPr>
+          <w:rtl/>
+        </w:rPr>
+        <w:t xml:space="preserve">עושה מספר סוגים - לכן גם כתבתי את זה כי הנחתי שהרוב יוכלו לקשר את זה</w:t>
+      </w:r>
+      <w:r>
+        <w:rPr>
+          <w:rtl/>
+        </w:rPr>
+        <w:t xml:space="preserve"> </w:t>
+      </w:r>
+      <w:r>
+        <w:rPr>
+          <w:rtl/>
+        </w:rPr>
+        <w:t xml:space="preserve">אליהם. לא עובד ככה</w:t>
+      </w:r>
+      <w:r>
+        <w:t xml:space="preserve">?</w:t>
+      </w:r>
+    </w:p>
+  </w:comment>
+  <w:comment w:id="100" w:author="Flowroots - Revision">
+    <w:p>
+      <w:pPr>
+        <w:pStyle w:val="CommentText"/>
+      </w:pPr>
+      <w:r>
+        <w:rPr>
+          <w:rStyle w:val="CommentReference"/>
+        </w:rPr>
+        <w:annotationRef/>
+      </w:r>
+      <w:r>
+        <w:t xml:space="preserve">APPLIED: K-12 removed (20.7), and the proof now carries the flagged gaps - the best-estimator judgment this email promises, proven (23.7).</w:t>
+      </w:r>
+    </w:p>
+  </w:comment>
+  <w:comment w:id="2" w:author="Nikol Roitman" w:date="2026-07-20T05:30:18Z">
+    <w:p>
+      <w:pPr>
+        <w:pStyle w:val="CommentText"/>
+      </w:pPr>
+      <w:r>
+        <w:rPr>
+          <w:rStyle w:val="CommentReference"/>
+        </w:rPr>
+        <w:annotationRef/>
+      </w:r>
+      <w:r>
+        <w:rPr>
+          <w:rtl/>
+        </w:rPr>
+        <w:t xml:space="preserve">לא בטוחה אם ה</w:t>
+      </w:r>
+      <w:r>
+        <w:t xml:space="preserve">CTA</w:t>
+      </w:r>
+      <w:r>
+        <w:t xml:space="preserve"> </w:t>
+      </w:r>
+      <w:r>
+        <w:rPr>
+          <w:rtl/>
+        </w:rPr>
+        <w:t xml:space="preserve">מספיק חזק</w:t>
+      </w:r>
+    </w:p>
+  </w:comment>
+  <w:comment w:id="3" w:author="Shahar Mizrahi" w:date="2026-07-20T08:06:36Z">
+    <w:p>
+      <w:pPr>
+        <w:pStyle w:val="CommentText"/>
+      </w:pPr>
+      <w:r>
+        <w:rPr>
+          <w:rStyle w:val="CommentReference"/>
+        </w:rPr>
+        <w:annotationRef/>
+      </w:r>
+      <w:r>
+        <w:t xml:space="preserve">_Marked as</w:t>
+      </w:r>
+      <w:r>
+        <w:t xml:space="preserve"> </w:t>
+      </w:r>
+      <w:r>
+        <w:t xml:space="preserve">resolved_</w:t>
+      </w:r>
+    </w:p>
+  </w:comment>
+  <w:comment w:id="4" w:author="Shahar Mizrahi" w:date="2026-07-20T08:09:35Z">
+    <w:p>
+      <w:pPr>
+        <w:pStyle w:val="CommentText"/>
+      </w:pPr>
+      <w:r>
+        <w:rPr>
+          <w:rStyle w:val="CommentReference"/>
+        </w:rPr>
+        <w:annotationRef/>
+      </w:r>
+      <w:r>
+        <w:t xml:space="preserve">_Re-opened_</w:t>
+      </w:r>
+      <w:r>
+        <w:br/>
+      </w:r>
+      <w:r>
+        <w:rPr>
+          <w:rtl/>
+        </w:rPr>
+        <w:t xml:space="preserve">מסכים : ( אני יכול לשנות את הניסוח אבל במהות הוא עדיין יחסית חלש. יש לך</w:t>
+      </w:r>
+      <w:r>
+        <w:rPr>
+          <w:rtl/>
+        </w:rPr>
+        <w:t xml:space="preserve"> </w:t>
+      </w:r>
+      <w:r>
+        <w:rPr>
+          <w:rtl/>
+        </w:rPr>
+        <w:t xml:space="preserve">משהו מסוים להציע במקום</w:t>
+      </w:r>
+      <w:r>
+        <w:t xml:space="preserve">?</w:t>
+      </w:r>
+    </w:p>
+  </w:comment>
+  <w:comment w:id="101" w:author="Flowroots - Revision">
+    <w:p>
+      <w:pPr>
+        <w:pStyle w:val="CommentText"/>
+      </w:pPr>
+      <w:r>
+        <w:rPr>
+          <w:rStyle w:val="CommentReference"/>
+        </w:rPr>
+        <w:annotationRef/>
+      </w:r>
+      <w:r>
+        <w:t xml:space="preserve">APPLIED: CTA strengthened to a concrete ask we deliver in a reply. The proof above was also reordered so capacity leads (14 pursuits through one person), matching</w:t>
+      </w:r>
+      <w:r>
+        <w:t xml:space="preserve"> </w:t>
+      </w:r>
+      <w:r>
+        <w:t xml:space="preserve">“the team stops being the ceiling”</w:t>
+      </w:r>
+      <w:r>
+        <w:t xml:space="preserve">, and the unclear</w:t>
+      </w:r>
+      <w:r>
+        <w:t xml:space="preserve"> </w:t>
+      </w:r>
+      <w:r>
+        <w:t xml:space="preserve">“each call”</w:t>
+      </w:r>
+      <w:r>
+        <w:t xml:space="preserve"> </w:t>
+      </w:r>
+      <w:r>
+        <w:t xml:space="preserve">is now</w:t>
+      </w:r>
+      <w:r>
+        <w:t xml:space="preserve"> </w:t>
+      </w:r>
+      <w:r>
+        <w:t xml:space="preserve">“every number traced back to the page it came from”</w:t>
+      </w:r>
+      <w:r>
+        <w:t xml:space="preserve">.</w:t>
+      </w:r>
+    </w:p>
+  </w:comment>
+  <w:comment w:id="5" w:author="Nikol Roitman" w:date="2026-07-20T05:28:32Z">
+    <w:p>
+      <w:pPr>
+        <w:pStyle w:val="CommentText"/>
+      </w:pPr>
+      <w:r>
+        <w:rPr>
+          <w:rStyle w:val="CommentReference"/>
+        </w:rPr>
+        <w:annotationRef/>
+      </w:r>
+      <w:r>
+        <w:rPr>
+          <w:rtl/>
+        </w:rPr>
+        <w:t xml:space="preserve">אהבתי את הכיוון! רק לא בטוחה שזה מספיק מובן על מה מדובר. אני מדמיינת</w:t>
+      </w:r>
+      <w:r>
+        <w:rPr>
+          <w:rtl/>
+        </w:rPr>
+        <w:t xml:space="preserve"> </w:t>
+      </w:r>
+      <w:r>
+        <w:rPr>
+          <w:rtl/>
+        </w:rPr>
+        <w:t xml:space="preserve">שאני מנכל מיושן שמקבל את המייל - הייתי מעלה בעתי שאולי מדובר</w:t>
+      </w:r>
+      <w:r>
+        <w:rPr>
+          <w:rtl/>
+        </w:rPr>
+        <w:t xml:space="preserve"> </w:t>
+      </w:r>
+      <w:r>
+        <w:rPr>
+          <w:rtl/>
+        </w:rPr>
+        <w:t xml:space="preserve">באאוטסורסינג לעובדים או משהו כזה, לא בהכרח הייתי מבינה שזה תוכנה. אבל</w:t>
+      </w:r>
+      <w:r>
+        <w:rPr>
+          <w:rtl/>
+        </w:rPr>
+        <w:t xml:space="preserve"> </w:t>
+      </w:r>
+      <w:r>
+        <w:rPr>
+          <w:rtl/>
+        </w:rPr>
+        <w:t xml:space="preserve">אולי זה טוב, לא יודעת</w:t>
+      </w:r>
+    </w:p>
+  </w:comment>
+  <w:comment w:id="6" w:author="Shahar Mizrahi" w:date="2026-07-20T08:08:35Z">
+    <w:p>
+      <w:pPr>
+        <w:pStyle w:val="CommentText"/>
+      </w:pPr>
+      <w:r>
+        <w:rPr>
+          <w:rStyle w:val="CommentReference"/>
+        </w:rPr>
+        <w:annotationRef/>
+      </w:r>
+      <w:r>
+        <w:rPr>
+          <w:rtl/>
+        </w:rPr>
+        <w:t xml:space="preserve">כן. תמיד כשאני מנסה</w:t>
+      </w:r>
+      <w:r>
+        <w:rPr>
+          <w:rtl/>
+        </w:rPr>
+        <w:t xml:space="preserve"> </w:t>
+      </w:r>
+      <w:r>
+        <w:rPr>
+          <w:rtl/>
+        </w:rPr>
+        <w:t xml:space="preserve">בקופי בכללי לא להיצמד יותר מדי לזה שזה תוכנה, זה תמיד הולך לכיוון גיוס.</w:t>
+      </w:r>
+      <w:r>
+        <w:rPr>
+          <w:rtl/>
+        </w:rPr>
+        <w:t xml:space="preserve"> </w:t>
+      </w:r>
+      <w:r>
+        <w:rPr>
+          <w:rtl/>
+        </w:rPr>
+        <w:t xml:space="preserve">ה</w:t>
+      </w:r>
+      <w:r>
+        <w:t xml:space="preserve"> </w:t>
+      </w:r>
+      <w:r>
+        <w:t xml:space="preserve">no hiring</w:t>
+      </w:r>
+      <w:r>
+        <w:t xml:space="preserve"> </w:t>
+      </w:r>
+      <w:r>
+        <w:rPr>
+          <w:rtl/>
+        </w:rPr>
+        <w:t xml:space="preserve">לא עושה את העבודה פה</w:t>
+      </w:r>
+      <w:r>
+        <w:rPr>
+          <w:rtl/>
+        </w:rPr>
+        <w:t xml:space="preserve"> </w:t>
+      </w:r>
+      <w:r>
+        <w:rPr>
+          <w:rtl/>
+        </w:rPr>
+        <w:t xml:space="preserve">לדעתך</w:t>
+      </w:r>
+      <w:r>
+        <w:t xml:space="preserve">?</w:t>
+      </w:r>
+    </w:p>
+  </w:comment>
+  <w:comment w:id="102" w:author="Flowroots - Revision">
+    <w:p>
+      <w:pPr>
+        <w:pStyle w:val="CommentText"/>
+      </w:pPr>
+      <w:r>
+        <w:rPr>
+          <w:rStyle w:val="CommentReference"/>
+        </w:rPr>
+        <w:annotationRef/>
+      </w:r>
+      <w:r>
+        <w:t xml:space="preserve">APPLIED 23.7: middle line is now</w:t>
+      </w:r>
+      <w:r>
+        <w:t xml:space="preserve"> </w:t>
+      </w:r>
+      <w:r>
+        <w:t xml:space="preserve">“We can help with the second one, with a system that gets the whole team bidding at your best estimator’s level.”</w:t>
+      </w:r>
+      <w:r>
+        <w:t xml:space="preserve"> </w:t>
+      </w:r>
+      <w:r>
+        <w:t xml:space="preserve">- names it a system so the outsourcing read dies.</w:t>
+      </w:r>
+    </w:p>
+  </w:comment>
+</w:comments>
 </file>
 
 <file path=word/footnotes.xml><?xml version="1.0" encoding="utf-8"?>
